--- a/jhp.docx
+++ b/jhp.docx
@@ -2606,6 +2606,112 @@
           <w:rFonts w:asciiTheme="majorBidi" w:hAnsiTheme="majorBidi" w:cstheme="majorBidi"/>
         </w:rPr>
       </w:pPr>
+      <w:r>
+        <w:rPr>
+          <w:rFonts w:asciiTheme="majorBidi" w:hAnsiTheme="majorBidi" w:cstheme="majorBidi"/>
+        </w:rPr>
+        <w:t>Si vous voulez, je peux maintenant aller plus loin et vous préparer :</w:t>
+      </w:r>
+    </w:p>
+    <w:p>
+      <w:pPr>
+        <w:numPr>
+          <w:ilvl w:val="0"/>
+          <w:numId w:val="14"/>
+        </w:numPr>
+        <w:spacing w:line="360" w:lineRule="auto"/>
+        <w:rPr>
+          <w:rFonts w:asciiTheme="majorBidi" w:hAnsiTheme="majorBidi" w:cstheme="majorBidi"/>
+        </w:rPr>
+      </w:pPr>
+      <w:proofErr w:type="gramStart"/>
+      <w:r>
+        <w:rPr>
+          <w:rFonts w:asciiTheme="majorBidi" w:hAnsiTheme="majorBidi" w:cstheme="majorBidi"/>
+        </w:rPr>
+        <w:t>la</w:t>
+      </w:r>
+      <w:proofErr w:type="gramEnd"/>
+      <w:r>
+        <w:rPr>
+          <w:rFonts w:asciiTheme="majorBidi" w:hAnsiTheme="majorBidi" w:cstheme="majorBidi"/>
+        </w:rPr>
+        <w:t xml:space="preserve"> procédure de connexion complète,</w:t>
+      </w:r>
+    </w:p>
+    <w:p>
+      <w:pPr>
+        <w:numPr>
+          <w:ilvl w:val="0"/>
+          <w:numId w:val="14"/>
+        </w:numPr>
+        <w:spacing w:line="360" w:lineRule="auto"/>
+        <w:rPr>
+          <w:rFonts w:asciiTheme="majorBidi" w:hAnsiTheme="majorBidi" w:cstheme="majorBidi"/>
+        </w:rPr>
+      </w:pPr>
+      <w:proofErr w:type="gramStart"/>
+      <w:r>
+        <w:rPr>
+          <w:rFonts w:asciiTheme="majorBidi" w:hAnsiTheme="majorBidi" w:cstheme="majorBidi"/>
+        </w:rPr>
+        <w:t>la</w:t>
+      </w:r>
+      <w:proofErr w:type="gramEnd"/>
+      <w:r>
+        <w:rPr>
+          <w:rFonts w:asciiTheme="majorBidi" w:hAnsiTheme="majorBidi" w:cstheme="majorBidi"/>
+        </w:rPr>
+        <w:t xml:space="preserve"> liste des </w:t>
+      </w:r>
+      <w:proofErr w:type="spellStart"/>
+      <w:r>
+        <w:rPr>
+          <w:rFonts w:asciiTheme="majorBidi" w:hAnsiTheme="majorBidi" w:cstheme="majorBidi"/>
+        </w:rPr>
+        <w:t>endpoints</w:t>
+      </w:r>
+      <w:proofErr w:type="spellEnd"/>
+      <w:r>
+        <w:rPr>
+          <w:rFonts w:asciiTheme="majorBidi" w:hAnsiTheme="majorBidi" w:cstheme="majorBidi"/>
+        </w:rPr>
+        <w:t xml:space="preserve"> API,</w:t>
+      </w:r>
+    </w:p>
+    <w:p>
+      <w:pPr>
+        <w:numPr>
+          <w:ilvl w:val="0"/>
+          <w:numId w:val="14"/>
+        </w:numPr>
+        <w:spacing w:line="360" w:lineRule="auto"/>
+        <w:rPr>
+          <w:rFonts w:asciiTheme="majorBidi" w:hAnsiTheme="majorBidi" w:cstheme="majorBidi"/>
+        </w:rPr>
+      </w:pPr>
+      <w:proofErr w:type="gramStart"/>
+      <w:r>
+        <w:rPr>
+          <w:rFonts w:asciiTheme="majorBidi" w:hAnsiTheme="majorBidi" w:cstheme="majorBidi"/>
+        </w:rPr>
+        <w:t>ou</w:t>
+      </w:r>
+      <w:proofErr w:type="gramEnd"/>
+      <w:r>
+        <w:rPr>
+          <w:rFonts w:asciiTheme="majorBidi" w:hAnsiTheme="majorBidi" w:cstheme="majorBidi"/>
+        </w:rPr>
+        <w:t xml:space="preserve"> une version améliorée du document de spécification avec diagrammes et vérification fonctionnelle.</w:t>
+      </w:r>
+    </w:p>
+    <w:p>
+      <w:pPr>
+        <w:spacing w:line="360" w:lineRule="auto"/>
+        <w:rPr>
+          <w:rFonts w:asciiTheme="majorBidi" w:hAnsiTheme="majorBidi" w:cstheme="majorBidi"/>
+        </w:rPr>
+      </w:pPr>
     </w:p>
     <w:sectPr>
       <w:pgSz w:w="11906" w:h="16838"/>
@@ -3031,6 +3137,119 @@
     </w:lvl>
   </w:abstractNum>
   <w:abstractNum w:abstractNumId="3" w15:restartNumberingAfterBreak="0">
+    <w:nsid w:val="351E6E1A"/>
+    <w:multiLevelType w:val="multilevel"/>
+    <w:tmpl w:val="331AD100"/>
+    <w:lvl w:ilvl="0">
+      <w:start w:val="1"/>
+      <w:numFmt w:val="decimal"/>
+      <w:lvlText w:val="%1."/>
+      <w:lvlJc w:val="left"/>
+      <w:pPr>
+        <w:tabs>
+          <w:tab w:val="num" w:pos="720"/>
+        </w:tabs>
+        <w:ind w:left="720" w:hanging="360"/>
+      </w:pPr>
+    </w:lvl>
+    <w:lvl w:ilvl="1" w:tentative="1">
+      <w:start w:val="1"/>
+      <w:numFmt w:val="decimal"/>
+      <w:lvlText w:val="%2."/>
+      <w:lvlJc w:val="left"/>
+      <w:pPr>
+        <w:tabs>
+          <w:tab w:val="num" w:pos="1440"/>
+        </w:tabs>
+        <w:ind w:left="1440" w:hanging="360"/>
+      </w:pPr>
+    </w:lvl>
+    <w:lvl w:ilvl="2" w:tentative="1">
+      <w:start w:val="1"/>
+      <w:numFmt w:val="decimal"/>
+      <w:lvlText w:val="%3."/>
+      <w:lvlJc w:val="left"/>
+      <w:pPr>
+        <w:tabs>
+          <w:tab w:val="num" w:pos="2160"/>
+        </w:tabs>
+        <w:ind w:left="2160" w:hanging="360"/>
+      </w:pPr>
+    </w:lvl>
+    <w:lvl w:ilvl="3" w:tentative="1">
+      <w:start w:val="1"/>
+      <w:numFmt w:val="decimal"/>
+      <w:lvlText w:val="%4."/>
+      <w:lvlJc w:val="left"/>
+      <w:pPr>
+        <w:tabs>
+          <w:tab w:val="num" w:pos="2880"/>
+        </w:tabs>
+        <w:ind w:left="2880" w:hanging="360"/>
+      </w:pPr>
+    </w:lvl>
+    <w:lvl w:ilvl="4" w:tentative="1">
+      <w:start w:val="1"/>
+      <w:numFmt w:val="decimal"/>
+      <w:lvlText w:val="%5."/>
+      <w:lvlJc w:val="left"/>
+      <w:pPr>
+        <w:tabs>
+          <w:tab w:val="num" w:pos="3600"/>
+        </w:tabs>
+        <w:ind w:left="3600" w:hanging="360"/>
+      </w:pPr>
+    </w:lvl>
+    <w:lvl w:ilvl="5" w:tentative="1">
+      <w:start w:val="1"/>
+      <w:numFmt w:val="decimal"/>
+      <w:lvlText w:val="%6."/>
+      <w:lvlJc w:val="left"/>
+      <w:pPr>
+        <w:tabs>
+          <w:tab w:val="num" w:pos="4320"/>
+        </w:tabs>
+        <w:ind w:left="4320" w:hanging="360"/>
+      </w:pPr>
+    </w:lvl>
+    <w:lvl w:ilvl="6" w:tentative="1">
+      <w:start w:val="1"/>
+      <w:numFmt w:val="decimal"/>
+      <w:lvlText w:val="%7."/>
+      <w:lvlJc w:val="left"/>
+      <w:pPr>
+        <w:tabs>
+          <w:tab w:val="num" w:pos="5040"/>
+        </w:tabs>
+        <w:ind w:left="5040" w:hanging="360"/>
+      </w:pPr>
+    </w:lvl>
+    <w:lvl w:ilvl="7" w:tentative="1">
+      <w:start w:val="1"/>
+      <w:numFmt w:val="decimal"/>
+      <w:lvlText w:val="%8."/>
+      <w:lvlJc w:val="left"/>
+      <w:pPr>
+        <w:tabs>
+          <w:tab w:val="num" w:pos="5760"/>
+        </w:tabs>
+        <w:ind w:left="5760" w:hanging="360"/>
+      </w:pPr>
+    </w:lvl>
+    <w:lvl w:ilvl="8" w:tentative="1">
+      <w:start w:val="1"/>
+      <w:numFmt w:val="decimal"/>
+      <w:lvlText w:val="%9."/>
+      <w:lvlJc w:val="left"/>
+      <w:pPr>
+        <w:tabs>
+          <w:tab w:val="num" w:pos="6480"/>
+        </w:tabs>
+        <w:ind w:left="6480" w:hanging="360"/>
+      </w:pPr>
+    </w:lvl>
+  </w:abstractNum>
+  <w:abstractNum w:abstractNumId="4" w15:restartNumberingAfterBreak="0">
     <w:nsid w:val="39E70B85"/>
     <w:multiLevelType w:val="hybridMultilevel"/>
     <w:tmpl w:val="841EEFD2"/>
@@ -3143,7 +3362,7 @@
       </w:rPr>
     </w:lvl>
   </w:abstractNum>
-  <w:abstractNum w:abstractNumId="4" w15:restartNumberingAfterBreak="0">
+  <w:abstractNum w:abstractNumId="5" w15:restartNumberingAfterBreak="0">
     <w:nsid w:val="469C0FB9"/>
     <w:multiLevelType w:val="hybridMultilevel"/>
     <w:tmpl w:val="B478F7A0"/>
@@ -3256,7 +3475,7 @@
       </w:rPr>
     </w:lvl>
   </w:abstractNum>
-  <w:abstractNum w:abstractNumId="5" w15:restartNumberingAfterBreak="0">
+  <w:abstractNum w:abstractNumId="6" w15:restartNumberingAfterBreak="0">
     <w:nsid w:val="4769467C"/>
     <w:multiLevelType w:val="multilevel"/>
     <w:tmpl w:val="89C00F88"/>
@@ -3405,7 +3624,7 @@
       </w:rPr>
     </w:lvl>
   </w:abstractNum>
-  <w:abstractNum w:abstractNumId="6" w15:restartNumberingAfterBreak="0">
+  <w:abstractNum w:abstractNumId="7" w15:restartNumberingAfterBreak="0">
     <w:nsid w:val="49B27AA1"/>
     <w:multiLevelType w:val="multilevel"/>
     <w:tmpl w:val="6E3C64D4"/>
@@ -3554,7 +3773,7 @@
       </w:rPr>
     </w:lvl>
   </w:abstractNum>
-  <w:abstractNum w:abstractNumId="7" w15:restartNumberingAfterBreak="0">
+  <w:abstractNum w:abstractNumId="8" w15:restartNumberingAfterBreak="0">
     <w:nsid w:val="4DDE01EA"/>
     <w:multiLevelType w:val="multilevel"/>
     <w:tmpl w:val="182A5624"/>
@@ -3703,7 +3922,7 @@
       </w:rPr>
     </w:lvl>
   </w:abstractNum>
-  <w:abstractNum w:abstractNumId="8" w15:restartNumberingAfterBreak="0">
+  <w:abstractNum w:abstractNumId="9" w15:restartNumberingAfterBreak="0">
     <w:nsid w:val="592D4AA5"/>
     <w:multiLevelType w:val="multilevel"/>
     <w:tmpl w:val="A7EEC608"/>
@@ -3852,7 +4071,7 @@
       </w:rPr>
     </w:lvl>
   </w:abstractNum>
-  <w:abstractNum w:abstractNumId="9" w15:restartNumberingAfterBreak="0">
+  <w:abstractNum w:abstractNumId="10" w15:restartNumberingAfterBreak="0">
     <w:nsid w:val="5A7339A4"/>
     <w:multiLevelType w:val="multilevel"/>
     <w:tmpl w:val="056EB6FA"/>
@@ -4001,7 +4220,7 @@
       </w:rPr>
     </w:lvl>
   </w:abstractNum>
-  <w:abstractNum w:abstractNumId="10" w15:restartNumberingAfterBreak="0">
+  <w:abstractNum w:abstractNumId="11" w15:restartNumberingAfterBreak="0">
     <w:nsid w:val="6C2A55F6"/>
     <w:multiLevelType w:val="multilevel"/>
     <w:tmpl w:val="89C00F88"/>
@@ -4150,7 +4369,7 @@
       </w:rPr>
     </w:lvl>
   </w:abstractNum>
-  <w:abstractNum w:abstractNumId="11" w15:restartNumberingAfterBreak="0">
+  <w:abstractNum w:abstractNumId="12" w15:restartNumberingAfterBreak="0">
     <w:nsid w:val="716D2106"/>
     <w:multiLevelType w:val="multilevel"/>
     <w:tmpl w:val="1152BFB2"/>
@@ -4263,7 +4482,7 @@
       </w:pPr>
     </w:lvl>
   </w:abstractNum>
-  <w:abstractNum w:abstractNumId="12" w15:restartNumberingAfterBreak="0">
+  <w:abstractNum w:abstractNumId="13" w15:restartNumberingAfterBreak="0">
     <w:nsid w:val="7B6D69AF"/>
     <w:multiLevelType w:val="multilevel"/>
     <w:tmpl w:val="60A4CF24"/>
@@ -4413,31 +4632,31 @@
     </w:lvl>
   </w:abstractNum>
   <w:num w:numId="1" w16cid:durableId="1270620356">
-    <w:abstractNumId w:val="8"/>
+    <w:abstractNumId w:val="9"/>
   </w:num>
   <w:num w:numId="2" w16cid:durableId="1495951685">
-    <w:abstractNumId w:val="6"/>
+    <w:abstractNumId w:val="7"/>
   </w:num>
   <w:num w:numId="3" w16cid:durableId="262153231">
-    <w:abstractNumId w:val="9"/>
+    <w:abstractNumId w:val="10"/>
   </w:num>
   <w:num w:numId="4" w16cid:durableId="1266570094">
     <w:abstractNumId w:val="2"/>
   </w:num>
   <w:num w:numId="5" w16cid:durableId="1659574387">
-    <w:abstractNumId w:val="10"/>
+    <w:abstractNumId w:val="11"/>
   </w:num>
   <w:num w:numId="6" w16cid:durableId="1486243455">
+    <w:abstractNumId w:val="6"/>
+  </w:num>
+  <w:num w:numId="7" w16cid:durableId="1269855067">
+    <w:abstractNumId w:val="4"/>
+  </w:num>
+  <w:num w:numId="8" w16cid:durableId="1518352228">
     <w:abstractNumId w:val="5"/>
   </w:num>
-  <w:num w:numId="7" w16cid:durableId="1269855067">
-    <w:abstractNumId w:val="3"/>
-  </w:num>
-  <w:num w:numId="8" w16cid:durableId="1518352228">
-    <w:abstractNumId w:val="4"/>
-  </w:num>
   <w:num w:numId="9" w16cid:durableId="346835523">
-    <w:abstractNumId w:val="7"/>
+    <w:abstractNumId w:val="8"/>
   </w:num>
   <w:num w:numId="10" w16cid:durableId="617641028">
     <w:abstractNumId w:val="0"/>
@@ -4446,10 +4665,13 @@
     <w:abstractNumId w:val="1"/>
   </w:num>
   <w:num w:numId="12" w16cid:durableId="1249539268">
-    <w:abstractNumId w:val="11"/>
+    <w:abstractNumId w:val="12"/>
   </w:num>
   <w:num w:numId="13" w16cid:durableId="472526144">
-    <w:abstractNumId w:val="12"/>
+    <w:abstractNumId w:val="13"/>
+  </w:num>
+  <w:num w:numId="14" w16cid:durableId="1411662195">
+    <w:abstractNumId w:val="3"/>
   </w:num>
 </w:numbering>
 </file>
